--- a/testakten/sanierungsgewinn-starug-plan-windenergie-pellbach-2026/09_7b_gewstg_parallelantrag.docx
+++ b/testakten/sanierungsgewinn-starug-plan-windenergie-pellbach-2026/09_7b_gewstg_parallelantrag.docx
@@ -5,16 +5,20 @@
     <w:p>
       <w:pPr>
         <w:pStyle w:val="Heading1"/>
+        <w:spacing w:after="160" w:line="259" w:lineRule="auto"/>
       </w:pPr>
       <w:r>
         <w:rPr>
           <w:rFonts w:ascii="Times New Roman" w:hAnsi="Times New Roman"/>
+          <w:b/>
+          <w:sz w:val="28"/>
         </w:rPr>
         <w:t>09 Antrag nach § 7b GewStG — Parallelantrag Gewerbesteueramt der Stadt Cottbus</w:t>
       </w:r>
     </w:p>
     <w:p>
       <w:pPr>
+        <w:spacing w:line="259" w:lineRule="auto" w:after="60"/>
         <w:jc w:val="left"/>
       </w:pPr>
       <w:r>
@@ -29,48 +33,77 @@
     </w:p>
     <w:p>
       <w:pPr>
+        <w:spacing w:before="120" w:after="60" w:line="259" w:lineRule="auto"/>
         <w:jc w:val="left"/>
       </w:pPr>
       <w:r>
         <w:rPr>
+          <w:rFonts w:ascii="Times New Roman" w:hAnsi="Times New Roman"/>
           <w:b/>
+          <w:sz w:val="22"/>
         </w:rPr>
         <w:t>Empfänger:</w:t>
       </w:r>
       <w:r>
+        <w:rPr>
+          <w:rFonts w:ascii="Times New Roman" w:hAnsi="Times New Roman"/>
+          <w:b/>
+          <w:sz w:val="22"/>
+        </w:rPr>
         <w:t xml:space="preserve"> Stadt Cottbus — Gewerbesteueramt, Neumarkt 5, 03046 Cottbus</w:t>
       </w:r>
     </w:p>
     <w:p>
       <w:pPr>
+        <w:spacing w:before="120" w:after="60" w:line="259" w:lineRule="auto"/>
         <w:jc w:val="left"/>
       </w:pPr>
       <w:r>
         <w:rPr>
-          <w:b/>
+          <w:rFonts w:ascii="Times New Roman" w:hAnsi="Times New Roman"/>
+          <w:b w:val="0"/>
+          <w:i w:val="0"/>
+          <w:sz w:val="22"/>
         </w:rPr>
         <w:t>Datum:</w:t>
       </w:r>
       <w:r>
+        <w:rPr>
+          <w:rFonts w:ascii="Times New Roman" w:hAnsi="Times New Roman"/>
+          <w:b w:val="0"/>
+          <w:i w:val="0"/>
+          <w:sz w:val="22"/>
+        </w:rPr>
         <w:t xml:space="preserve"> 27.05.2026</w:t>
       </w:r>
     </w:p>
     <w:p>
       <w:pPr>
+        <w:spacing w:before="120" w:after="60" w:line="259" w:lineRule="auto"/>
         <w:jc w:val="left"/>
       </w:pPr>
       <w:r>
         <w:rPr>
-          <w:b/>
+          <w:rFonts w:ascii="Times New Roman" w:hAnsi="Times New Roman"/>
+          <w:b w:val="0"/>
+          <w:i w:val="0"/>
+          <w:sz w:val="22"/>
         </w:rPr>
         <w:t>Aktenzeichen:</w:t>
       </w:r>
       <w:r>
+        <w:rPr>
+          <w:rFonts w:ascii="Times New Roman" w:hAnsi="Times New Roman"/>
+          <w:b w:val="0"/>
+          <w:i w:val="0"/>
+          <w:sz w:val="22"/>
+        </w:rPr>
         <w:t xml:space="preserve"> 51-StA-14-2026</w:t>
       </w:r>
     </w:p>
     <w:p>
       <w:pPr>
+        <w:spacing w:line="259" w:lineRule="auto" w:after="60"/>
         <w:jc w:val="left"/>
       </w:pPr>
       <w:r>
@@ -83,20 +116,28 @@
         <w:t xml:space="preserve"> Sanierungsertrag aus StaRUG-Restrukturierungsplan AG Cottbus 92 RES 14/26 — Gewerbesteuerliche Behandlung</w:t>
       </w:r>
     </w:p>
-    <w:p/>
+    <w:p>
+      <w:pPr>
+        <w:spacing w:line="259" w:lineRule="auto" w:after="60"/>
+      </w:pPr>
+    </w:p>
     <w:p>
       <w:pPr>
         <w:pStyle w:val="Heading2"/>
+        <w:spacing w:before="120" w:after="60" w:line="259" w:lineRule="auto"/>
       </w:pPr>
       <w:r>
         <w:rPr>
           <w:rFonts w:ascii="Times New Roman" w:hAnsi="Times New Roman"/>
+          <w:b/>
+          <w:sz w:val="22"/>
         </w:rPr>
         <w:t>Sehr geehrte Damen und Herren,</w:t>
       </w:r>
     </w:p>
     <w:p>
       <w:pPr>
+        <w:spacing w:line="259" w:lineRule="auto" w:after="60"/>
         <w:jc w:val="left"/>
       </w:pPr>
       <w:r>
@@ -105,6 +146,7 @@
     </w:p>
     <w:p>
       <w:pPr>
+        <w:spacing w:line="259" w:lineRule="auto" w:after="60"/>
         <w:jc w:val="left"/>
       </w:pPr>
       <w:r>
@@ -116,6 +158,7 @@
     </w:p>
     <w:p>
       <w:pPr>
+        <w:spacing w:line="259" w:lineRule="auto" w:after="60"/>
         <w:jc w:val="left"/>
       </w:pPr>
       <w:r>
@@ -125,6 +168,7 @@
     <w:p>
       <w:pPr>
         <w:pStyle w:val="Heading2"/>
+        <w:spacing w:line="259" w:lineRule="auto" w:after="60"/>
       </w:pPr>
       <w:r>
         <w:rPr>
@@ -135,6 +179,7 @@
     </w:p>
     <w:p>
       <w:pPr>
+        <w:spacing w:line="259" w:lineRule="auto" w:after="60"/>
         <w:jc w:val="left"/>
       </w:pPr>
       <w:r>
@@ -143,6 +188,7 @@
     </w:p>
     <w:p>
       <w:pPr>
+        <w:spacing w:line="259" w:lineRule="auto" w:after="60"/>
         <w:jc w:val="left"/>
       </w:pPr>
       <w:r>
@@ -152,6 +198,7 @@
     <w:p>
       <w:pPr>
         <w:pStyle w:val="Heading2"/>
+        <w:spacing w:line="259" w:lineRule="auto" w:after="60"/>
       </w:pPr>
       <w:r>
         <w:rPr>
@@ -162,6 +209,7 @@
     </w:p>
     <w:p>
       <w:pPr>
+        <w:spacing w:line="259" w:lineRule="auto" w:after="60"/>
         <w:jc w:val="left"/>
       </w:pPr>
       <w:r>
@@ -170,6 +218,7 @@
     </w:p>
     <w:p>
       <w:pPr>
+        <w:spacing w:line="259" w:lineRule="auto" w:after="60"/>
         <w:jc w:val="left"/>
       </w:pPr>
       <w:r>
@@ -179,6 +228,7 @@
     <w:p>
       <w:pPr>
         <w:pStyle w:val="Heading2"/>
+        <w:spacing w:line="259" w:lineRule="auto" w:after="60"/>
       </w:pPr>
       <w:r>
         <w:rPr>
@@ -189,6 +239,7 @@
     </w:p>
     <w:p>
       <w:pPr>
+        <w:spacing w:line="259" w:lineRule="auto" w:after="60"/>
         <w:jc w:val="left"/>
       </w:pPr>
       <w:r>
@@ -198,6 +249,7 @@
     <w:p>
       <w:pPr>
         <w:pStyle w:val="Heading2"/>
+        <w:spacing w:line="259" w:lineRule="auto" w:after="60"/>
       </w:pPr>
       <w:r>
         <w:rPr>
@@ -374,6 +426,7 @@
     <w:p>
       <w:pPr>
         <w:pStyle w:val="Heading2"/>
+        <w:spacing w:line="259" w:lineRule="auto" w:after="60"/>
       </w:pPr>
       <w:r>
         <w:rPr>
@@ -549,6 +602,7 @@
     </w:tbl>
     <w:p>
       <w:pPr>
+        <w:spacing w:line="259" w:lineRule="auto" w:after="60"/>
         <w:jc w:val="left"/>
       </w:pPr>
       <w:r>
@@ -558,6 +612,7 @@
     <w:p>
       <w:pPr>
         <w:pStyle w:val="Heading2"/>
+        <w:spacing w:line="259" w:lineRule="auto" w:after="60"/>
       </w:pPr>
       <w:r>
         <w:rPr>
@@ -568,6 +623,7 @@
     </w:p>
     <w:p>
       <w:pPr>
+        <w:spacing w:line="259" w:lineRule="auto" w:after="60"/>
         <w:jc w:val="left"/>
       </w:pPr>
       <w:r>
@@ -577,6 +633,7 @@
     <w:p>
       <w:pPr>
         <w:pStyle w:val="ListNumber"/>
+        <w:spacing w:line="259" w:lineRule="auto" w:after="60"/>
       </w:pPr>
       <w:r>
         <w:t xml:space="preserve">die gewerbesteuerliche Freistellung des verbleibenden Sanierungsertrags nach § 7b GewStG i.V.m. § 3a Abs. 1 EStG für die Pellbach Windenergie GmbH in Höhe von </w:t>
@@ -594,6 +651,7 @@
     <w:p>
       <w:pPr>
         <w:pStyle w:val="ListNumber"/>
+        <w:spacing w:line="259" w:lineRule="auto" w:after="60"/>
       </w:pPr>
       <w:r>
         <w:t>dies im GewSt-Messbescheid 2026 entsprechend zu berücksichtigen;</w:t>
@@ -602,6 +660,7 @@
     <w:p>
       <w:pPr>
         <w:pStyle w:val="ListNumber"/>
+        <w:spacing w:line="259" w:lineRule="auto" w:after="60"/>
       </w:pPr>
       <w:r>
         <w:t>die Mindestbesteuerung nach § 10a Satz 2 GewStG für das Sanierungsjahr 2026 nicht anzuwenden, soweit der § 7b GewStG-Vorrang reicht;</w:t>
@@ -610,6 +669,7 @@
     <w:p>
       <w:pPr>
         <w:pStyle w:val="ListNumber"/>
+        <w:spacing w:line="259" w:lineRule="auto" w:after="60"/>
       </w:pPr>
       <w:r>
         <w:t>uns vor Erlass des GewSt-Messbescheids 2026 Gelegenheit zur Stellungnahme zu geben.</w:t>
@@ -618,6 +678,7 @@
     <w:p>
       <w:pPr>
         <w:pStyle w:val="Heading2"/>
+        <w:spacing w:line="259" w:lineRule="auto" w:after="60"/>
       </w:pPr>
       <w:r>
         <w:rPr>
@@ -628,6 +689,7 @@
     </w:p>
     <w:p>
       <w:pPr>
+        <w:spacing w:line="259" w:lineRule="auto" w:after="60"/>
         <w:jc w:val="left"/>
       </w:pPr>
       <w:r>
@@ -637,6 +699,7 @@
     <w:p>
       <w:pPr>
         <w:pStyle w:val="Heading2"/>
+        <w:spacing w:line="259" w:lineRule="auto" w:after="60"/>
       </w:pPr>
       <w:r>
         <w:rPr>
@@ -648,6 +711,7 @@
     <w:p>
       <w:pPr>
         <w:pStyle w:val="ListBullet"/>
+        <w:spacing w:line="259" w:lineRule="auto" w:after="60"/>
       </w:pPr>
       <w:r>
         <w:t>Antrag § 3a Abs. 4 EStG beim FA Cottbus (heute, 27.05.2026).</w:t>
@@ -656,6 +720,7 @@
     <w:p>
       <w:pPr>
         <w:pStyle w:val="ListBullet"/>
+        <w:spacing w:line="259" w:lineRule="auto" w:after="60"/>
       </w:pPr>
       <w:r>
         <w:t>Antrag auf verbindliche Auskunft § 89 AO beim FA Cottbus (02.05.2026).</w:t>
@@ -664,6 +729,7 @@
     <w:p>
       <w:pPr>
         <w:pStyle w:val="ListBullet"/>
+        <w:spacing w:line="259" w:lineRule="auto" w:after="60"/>
       </w:pPr>
       <w:r>
         <w:t>Bitte um koordinierte Bearbeitung mit dem FA Cottbus.</w:t>
@@ -672,6 +738,7 @@
     <w:p>
       <w:pPr>
         <w:pStyle w:val="Heading2"/>
+        <w:spacing w:line="259" w:lineRule="auto" w:after="60"/>
       </w:pPr>
       <w:r>
         <w:rPr>
@@ -963,9 +1030,14 @@
         </w:tc>
       </w:tr>
     </w:tbl>
-    <w:p/>
     <w:p>
       <w:pPr>
+        <w:spacing w:line="259" w:lineRule="auto" w:after="60"/>
+      </w:pPr>
+    </w:p>
+    <w:p>
+      <w:pPr>
+        <w:spacing w:line="259" w:lineRule="auto" w:after="60"/>
         <w:jc w:val="left"/>
       </w:pPr>
       <w:r>
@@ -974,6 +1046,7 @@
     </w:p>
     <w:p>
       <w:pPr>
+        <w:spacing w:line="259" w:lineRule="auto" w:after="60"/>
         <w:jc w:val="left"/>
       </w:pPr>
       <w:r>
@@ -982,16 +1055,22 @@
     </w:p>
     <w:p>
       <w:pPr>
+        <w:spacing w:line="259" w:lineRule="auto" w:after="60"/>
         <w:jc w:val="left"/>
       </w:pPr>
       <w:r>
         <w:t>für Pellbach Windenergie GmbH</w:t>
       </w:r>
     </w:p>
-    <w:p/>
+    <w:p>
+      <w:pPr>
+        <w:spacing w:line="259" w:lineRule="auto" w:after="60"/>
+      </w:pPr>
+    </w:p>
     <w:p>
       <w:pPr>
         <w:pStyle w:val="Heading2"/>
+        <w:spacing w:line="259" w:lineRule="auto" w:after="60"/>
       </w:pPr>
       <w:r>
         <w:rPr>
@@ -1003,6 +1082,7 @@
     <w:p>
       <w:pPr>
         <w:pStyle w:val="ListBullet"/>
+        <w:spacing w:line="259" w:lineRule="auto" w:after="60"/>
       </w:pPr>
       <w:r>
         <w:t>Das Gewerbesteueramt der Stadt Cottbus arbeitet eng mit dem FA Cottbus zusammen; Messbescheid-Festsetzung wird typischerweise nach KSt-Bescheid des FA festgesetzt.</w:t>
@@ -1011,6 +1091,7 @@
     <w:p>
       <w:pPr>
         <w:pStyle w:val="ListBullet"/>
+        <w:spacing w:line="259" w:lineRule="auto" w:after="60"/>
       </w:pPr>
       <w:r>
         <w:t>Hebesatz Cottbus 450 % auf 13 Mio EUR * 3,5 % = 2.047.500 EUR GewSt-Risiko ohne Befreiung.</w:t>
@@ -1019,6 +1100,7 @@
     <w:p>
       <w:pPr>
         <w:pStyle w:val="ListBullet"/>
+        <w:spacing w:line="259" w:lineRule="auto" w:after="60"/>
       </w:pPr>
       <w:r>
         <w:t>Bei verspäteter Antragstellung wäre die Linie FG Koeln 12 K 1413/25 zu berücksichtigen — hier nicht einschlägig, da Antrag drei Tage vor Plan-Vorlage gestellt.</w:t>
@@ -1027,19 +1109,65 @@
     <w:p>
       <w:pPr>
         <w:pStyle w:val="ListBullet"/>
+        <w:spacing w:line="259" w:lineRule="auto" w:after="60"/>
       </w:pPr>
       <w:r>
         <w:t>Versand: Per Einschreiben/Rückschein und parallel per ELSTER für Eingangsdokumentation.</w:t>
       </w:r>
     </w:p>
     <w:sectPr>
+      <w:headerReference w:type="default" r:id="rId9"/>
+      <w:footerReference w:type="default" r:id="rId10"/>
       <w:pgSz w:w="11906" w:h="16838"/>
-      <w:pgMar w:top="1417" w:right="1417" w:bottom="1417" w:left="1417" w:header="720" w:footer="720" w:gutter="0"/>
+      <w:pgMar w:top="1191" w:right="1247" w:bottom="1134" w:left="1361" w:header="720" w:footer="720" w:gutter="0"/>
       <w:cols w:space="720"/>
       <w:docGrid w:linePitch="360"/>
     </w:sectPr>
   </w:body>
 </w:document>
+</file>
+
+<file path=word/footer1.xml><?xml version="1.0" encoding="utf-8"?>
+<w:ftr xmlns:m="http://schemas.openxmlformats.org/officeDocument/2006/math" xmlns:mc="http://schemas.openxmlformats.org/markup-compatibility/2006" xmlns:mo="http://schemas.microsoft.com/office/mac/office/2008/main" xmlns:mv="urn:schemas-microsoft-com:mac:vml" xmlns:o="urn:schemas-microsoft-com:office:office" xmlns:r="http://schemas.openxmlformats.org/officeDocument/2006/relationships" xmlns:v="urn:schemas-microsoft-com:vml" xmlns:w10="urn:schemas-microsoft-com:office:word" xmlns:w14="http://schemas.microsoft.com/office/word/2010/wordml" xmlns:w="http://schemas.openxmlformats.org/wordprocessingml/2006/main" xmlns:wne="http://schemas.microsoft.com/office/word/2006/wordml" xmlns:wp14="http://schemas.microsoft.com/office/word/2010/wordprocessingDrawing" xmlns:wp="http://schemas.openxmlformats.org/drawingml/2006/wordprocessingDrawing" xmlns:wpc="http://schemas.microsoft.com/office/word/2010/wordprocessingCanvas" xmlns:wpg="http://schemas.microsoft.com/office/word/2010/wordprocessingGroup" xmlns:wpi="http://schemas.microsoft.com/office/word/2010/wordprocessingInk" xmlns:wps="http://schemas.microsoft.com/office/word/2010/wordprocessingShape" mc:Ignorable="w14 wp14">
+  <w:p>
+    <w:pPr>
+      <w:pStyle w:val="Footer"/>
+      <w:jc w:val="left"/>
+    </w:pPr>
+    <w:r/>
+    <w:r>
+      <w:rPr>
+        <w:rFonts w:ascii="Times New Roman" w:hAnsi="Times New Roman"/>
+        <w:b w:val="0"/>
+        <w:color w:val="777777"/>
+        <w:sz w:val="17"/>
+      </w:rPr>
+      <w:t>Vertraulich | Bearbeitungsstand Juli 2026 | nur zur Aktenbearbeitung</w:t>
+    </w:r>
+  </w:p>
+</w:ftr>
+</file>
+
+<file path=word/header1.xml><?xml version="1.0" encoding="utf-8"?>
+<w:hdr xmlns:m="http://schemas.openxmlformats.org/officeDocument/2006/math" xmlns:mc="http://schemas.openxmlformats.org/markup-compatibility/2006" xmlns:mo="http://schemas.microsoft.com/office/mac/office/2008/main" xmlns:mv="urn:schemas-microsoft-com:mac:vml" xmlns:o="urn:schemas-microsoft-com:office:office" xmlns:r="http://schemas.openxmlformats.org/officeDocument/2006/relationships" xmlns:v="urn:schemas-microsoft-com:vml" xmlns:w10="urn:schemas-microsoft-com:office:word" xmlns:w14="http://schemas.microsoft.com/office/word/2010/wordml" xmlns:w="http://schemas.openxmlformats.org/wordprocessingml/2006/main" xmlns:wne="http://schemas.microsoft.com/office/word/2006/wordml" xmlns:wp14="http://schemas.microsoft.com/office/word/2010/wordprocessingDrawing" xmlns:wp="http://schemas.openxmlformats.org/drawingml/2006/wordprocessingDrawing" xmlns:wpc="http://schemas.microsoft.com/office/word/2010/wordprocessingCanvas" xmlns:wpg="http://schemas.microsoft.com/office/word/2010/wordprocessingGroup" xmlns:wpi="http://schemas.microsoft.com/office/word/2010/wordprocessingInk" xmlns:wps="http://schemas.microsoft.com/office/word/2010/wordprocessingShape" mc:Ignorable="w14 wp14">
+  <w:p>
+    <w:pPr>
+      <w:pStyle w:val="Header"/>
+      <w:jc w:val="left"/>
+    </w:pPr>
+    <w:r/>
+    <w:r>
+      <w:rPr>
+        <w:rFonts w:ascii="Times New Roman" w:hAnsi="Times New Roman"/>
+        <w:b w:val="0"/>
+        <w:i w:val="0"/>
+        <w:color w:val="666666"/>
+        <w:sz w:val="17"/>
+      </w:rPr>
+      <w:t>Lindenhof und Partner mbB | Insolvenz- und Restrukturierungsakte | Bearbeitungsstand Juli 2026</w:t>
+    </w:r>
+  </w:p>
+</w:hdr>
 </file>
 
 <file path=word/numbering.xml><?xml version="1.0" encoding="utf-8"?>
@@ -1756,11 +1884,12 @@
       <w:contextualSpacing/>
     </w:pPr>
     <w:rPr>
-      <w:rFonts w:asciiTheme="majorHAnsi" w:eastAsiaTheme="majorEastAsia" w:hAnsiTheme="majorHAnsi" w:cstheme="majorBidi"/>
+      <w:rFonts w:asciiTheme="majorHAnsi" w:eastAsiaTheme="majorEastAsia" w:hAnsiTheme="majorHAnsi" w:cstheme="majorBidi" w:ascii="Times New Roman" w:hAnsi="Times New Roman"/>
+      <w:b/>
       <w:color w:val="17365D" w:themeColor="text2" w:themeShade="BF"/>
       <w:spacing w:val="5"/>
       <w:kern w:val="28"/>
-      <w:sz w:val="52"/>
+      <w:sz w:val="30"/>
       <w:szCs w:val="52"/>
     </w:rPr>
   </w:style>
